--- a/docs/ENGAGEMENT-TEAM-GUIDE.docx
+++ b/docs/ENGAGEMENT-TEAM-GUIDE.docx
@@ -1086,77 +1086,7 @@
           <w:sz w:val="22"/>
           <w:szCs w:val="22"/>
         </w:rPr>
-        <w:t xml:space="preserve"> instead, stop and contact the tool owner — the build checks itself and refuses to package a broken script, and a failure here means something needs fixing before anything goes to a client.</w:t>
-      </w:r>
-    </w:p>
-    <w:p>
-      <w:pPr>
-        <w:spacing w:after="160" w:before="320"/>
-      </w:pPr>
-      <w:r>
-        <w:rPr>
-          <w:rFonts w:ascii="Calibri" w:cs="Calibri" w:eastAsia="Calibri" w:hAnsi="Calibri"/>
-          <w:b/>
-          <w:bCs/>
-          <w:sz w:val="26"/>
-          <w:szCs w:val="26"/>
-        </w:rPr>
-        <w:t xml:space="preserve">Step 3 — Send the introduction email</w:t>
-      </w:r>
-    </w:p>
-    <w:p>
-      <w:pPr>
-        <w:spacing w:after="160" w:line="259" w:lineRule="auto"/>
-      </w:pPr>
-      <w:r>
-        <w:rPr>
-          <w:rFonts w:ascii="Calibri" w:cs="Calibri" w:eastAsia="Calibri" w:hAnsi="Calibri"/>
-          <w:b w:val="false"/>
-          <w:bCs w:val="false"/>
-          <w:sz w:val="22"/>
-          <w:szCs w:val="22"/>
-        </w:rPr>
-        <w:t xml:space="preserve">Open </w:t>
-      </w:r>
-      <w:r>
-        <w:rPr>
-          <w:rFonts w:ascii="Consolas" w:cs="Consolas" w:eastAsia="Consolas" w:hAnsi="Consolas"/>
-          <w:b w:val="false"/>
-          <w:bCs w:val="false"/>
-          <w:sz w:val="20"/>
-          <w:szCs w:val="20"/>
-        </w:rPr>
-        <w:t xml:space="preserve">EMAIL-TEMPLATES.md</w:t>
-      </w:r>
-      <w:r>
-        <w:rPr>
-          <w:rFonts w:ascii="Calibri" w:cs="Calibri" w:eastAsia="Calibri" w:hAnsi="Calibri"/>
-          <w:b w:val="false"/>
-          <w:bCs w:val="false"/>
-          <w:sz w:val="22"/>
-          <w:szCs w:val="22"/>
-        </w:rPr>
-        <w:t xml:space="preserve"> in the repository’s docs folder and use </w:t>
-      </w:r>
-      <w:r>
-        <w:rPr>
-          <w:rFonts w:ascii="Calibri" w:cs="Calibri" w:eastAsia="Calibri" w:hAnsi="Calibri"/>
-          <w:b/>
-          <w:bCs/>
-          <w:sz w:val="22"/>
-          <w:szCs w:val="22"/>
-        </w:rPr>
-        <w:t xml:space="preserve">Template 1</w:t>
-      </w:r>
-      <w:r>
-        <w:rPr>
-          <w:rFonts w:ascii="Calibri" w:cs="Calibri" w:eastAsia="Calibri" w:hAnsi="Calibri"/>
-          <w:b w:val="false"/>
-          <w:bCs w:val="false"/>
-          <w:sz w:val="22"/>
-          <w:szCs w:val="22"/>
-        </w:rPr>
-        <w:t xml:space="preserve">. It is ready to send — fill in the square brackets, and attach:</w:t>
+        <w:t xml:space="preserve"> instead, it has refused to package something that would not have worked on the client’s server. Read which failure it is:</w:t>
       </w:r>
     </w:p>
     <w:p>
@@ -1176,37 +1106,17 @@
           <w:sz w:val="22"/>
           <w:szCs w:val="22"/>
         </w:rPr>
-        <w:t xml:space="preserve">The bundle</w:t>
-      </w:r>
-      <w:r>
-        <w:rPr>
-          <w:rFonts w:ascii="Calibri" w:cs="Calibri" w:eastAsia="Calibri" w:hAnsi="Calibri"/>
-          <w:b w:val="false"/>
-          <w:bCs w:val="false"/>
-          <w:sz w:val="22"/>
-          <w:szCs w:val="22"/>
-        </w:rPr>
-        <w:t xml:space="preserve"> you just built (</w:t>
-      </w:r>
-      <w:r>
-        <w:rPr>
-          <w:rFonts w:ascii="Consolas" w:cs="Consolas" w:eastAsia="Consolas" w:hAnsi="Consolas"/>
-          <w:b w:val="false"/>
-          <w:bCs w:val="false"/>
-          <w:sz w:val="20"/>
-          <w:szCs w:val="20"/>
-        </w:rPr>
-        <w:t xml:space="preserve">dist/sox-itgc-collector-v1.0.tar.gz</w:t>
-      </w:r>
-      <w:r>
-        <w:rPr>
-          <w:rFonts w:ascii="Calibri" w:cs="Calibri" w:eastAsia="Calibri" w:hAnsi="Calibri"/>
-          <w:b w:val="false"/>
-          <w:bCs w:val="false"/>
-          <w:sz w:val="22"/>
-          <w:szCs w:val="22"/>
-        </w:rPr>
-        <w:t xml:space="preserve">)</w:t>
+        <w:t xml:space="preserve">“contains carriage returns”</w:t>
+      </w:r>
+      <w:r>
+        <w:rPr>
+          <w:rFonts w:ascii="Calibri" w:cs="Calibri" w:eastAsia="Calibri" w:hAnsi="Calibri"/>
+          <w:b w:val="false"/>
+          <w:bCs w:val="false"/>
+          <w:sz w:val="22"/>
+          <w:szCs w:val="22"/>
+        </w:rPr>
+        <w:t xml:space="preserve"> — the common one on a Windows laptop, and it is self-service. Windows and Unix mark the end of a line differently, and Git may have converted the file when it copied it to your machine. The message prints the three commands that fix it; run them and build again. Nothing is wrong with the script or your copy of it.</w:t>
       </w:r>
     </w:p>
     <w:p>
@@ -1226,17 +1136,17 @@
           <w:sz w:val="22"/>
           <w:szCs w:val="22"/>
         </w:rPr>
-        <w:t xml:space="preserve">The sample evidence package</w:t>
-      </w:r>
-      <w:r>
-        <w:rPr>
-          <w:rFonts w:ascii="Calibri" w:cs="Calibri" w:eastAsia="Calibri" w:hAnsi="Calibri"/>
-          <w:b w:val="false"/>
-          <w:bCs w:val="false"/>
-          <w:sz w:val="22"/>
-          <w:szCs w:val="22"/>
-        </w:rPr>
-        <w:t xml:space="preserve"> — a real output from a lab system, so the client can see exactly what would come back from their own servers. The practice keeps a current one; ask the tool owner if you do not have it.</w:t>
+        <w:t xml:space="preserve">Anything else</w:t>
+      </w:r>
+      <w:r>
+        <w:rPr>
+          <w:rFonts w:ascii="Calibri" w:cs="Calibri" w:eastAsia="Calibri" w:hAnsi="Calibri"/>
+          <w:b w:val="false"/>
+          <w:bCs w:val="false"/>
+          <w:sz w:val="22"/>
+          <w:szCs w:val="22"/>
+        </w:rPr>
+        <w:t xml:space="preserve"> — stop and contact the tool owner.</w:t>
       </w:r>
     </w:p>
     <w:p>
@@ -1251,47 +1161,7 @@
           <w:sz w:val="22"/>
           <w:szCs w:val="22"/>
         </w:rPr>
-        <w:t xml:space="preserve">Send it to your client contact, asking them to route it to whoever administers the in-scope server(s).</w:t>
-      </w:r>
-    </w:p>
-    <w:p>
-      <w:pPr>
-        <w:spacing w:after="160" w:line="259" w:lineRule="auto"/>
-      </w:pPr>
-      <w:r>
-        <w:rPr>
-          <w:rFonts w:ascii="Calibri" w:cs="Calibri" w:eastAsia="Calibri" w:hAnsi="Calibri"/>
-          <w:b/>
-          <w:bCs/>
-          <w:sz w:val="22"/>
-          <w:szCs w:val="22"/>
-        </w:rPr>
-        <w:t xml:space="preserve">Do not put the checksum in this email. </w:t>
-      </w:r>
-      <w:r>
-        <w:rPr>
-          <w:rFonts w:ascii="Calibri" w:cs="Calibri" w:eastAsia="Calibri" w:hAnsi="Calibri"/>
-          <w:b w:val="false"/>
-          <w:bCs w:val="false"/>
-          <w:sz w:val="22"/>
-          <w:szCs w:val="22"/>
-        </w:rPr>
-        <w:t xml:space="preserve">That is the whole point of the next step.</w:t>
-      </w:r>
-    </w:p>
-    <w:p>
-      <w:pPr>
-        <w:spacing w:after="160" w:line="259" w:lineRule="auto"/>
-      </w:pPr>
-      <w:r>
-        <w:rPr>
-          <w:rFonts w:ascii="Calibri" w:cs="Calibri" w:eastAsia="Calibri" w:hAnsi="Calibri"/>
-          <w:b w:val="false"/>
-          <w:bCs w:val="false"/>
-          <w:sz w:val="22"/>
-          <w:szCs w:val="22"/>
-        </w:rPr>
-        <w:t xml:space="preserve">Send this well ahead of fieldwork. The email asks the client’s administrators and security team to review the script before anything is scheduled, and that review is what makes the eventual collection smooth — a client who has read the script rarely objects to running it.</w:t>
+        <w:t xml:space="preserve">Either way the guard did its job: the build refuses to produce a bundle it cannot stand behind, which is much better than a client discovering it.</w:t>
       </w:r>
     </w:p>
     <w:p>
@@ -1306,7 +1176,7 @@
           <w:sz w:val="26"/>
           <w:szCs w:val="26"/>
         </w:rPr>
-        <w:t xml:space="preserve">Step 4 — Send the checksum email (separately)</w:t>
+        <w:t xml:space="preserve">Step 3 — Send the introduction email</w:t>
       </w:r>
     </w:p>
     <w:p>
@@ -1321,7 +1191,27 @@
           <w:sz w:val="22"/>
           <w:szCs w:val="22"/>
         </w:rPr>
-        <w:t xml:space="preserve">Use </w:t>
+        <w:t xml:space="preserve">Open </w:t>
+      </w:r>
+      <w:r>
+        <w:rPr>
+          <w:rFonts w:ascii="Consolas" w:cs="Consolas" w:eastAsia="Consolas" w:hAnsi="Consolas"/>
+          <w:b w:val="false"/>
+          <w:bCs w:val="false"/>
+          <w:sz w:val="20"/>
+          <w:szCs w:val="20"/>
+        </w:rPr>
+        <w:t xml:space="preserve">EMAIL-TEMPLATES.md</w:t>
+      </w:r>
+      <w:r>
+        <w:rPr>
+          <w:rFonts w:ascii="Calibri" w:cs="Calibri" w:eastAsia="Calibri" w:hAnsi="Calibri"/>
+          <w:b w:val="false"/>
+          <w:bCs w:val="false"/>
+          <w:sz w:val="22"/>
+          <w:szCs w:val="22"/>
+        </w:rPr>
+        <w:t xml:space="preserve"> in the repository’s docs folder and use </w:t>
       </w:r>
       <w:r>
         <w:rPr>
@@ -1331,137 +1221,17 @@
           <w:sz w:val="22"/>
           <w:szCs w:val="22"/>
         </w:rPr>
-        <w:t xml:space="preserve">Template 2</w:t>
-      </w:r>
-      <w:r>
-        <w:rPr>
-          <w:rFonts w:ascii="Calibri" w:cs="Calibri" w:eastAsia="Calibri" w:hAnsi="Calibri"/>
-          <w:b w:val="false"/>
-          <w:bCs w:val="false"/>
-          <w:sz w:val="22"/>
-          <w:szCs w:val="22"/>
-        </w:rPr>
-        <w:t xml:space="preserve"> from the same file. Paste in the </w:t>
-      </w:r>
-      <w:r>
-        <w:rPr>
-          <w:rFonts w:ascii="Calibri" w:cs="Calibri" w:eastAsia="Calibri" w:hAnsi="Calibri"/>
-          <w:b/>
-          <w:bCs/>
-          <w:sz w:val="22"/>
-          <w:szCs w:val="22"/>
-        </w:rPr>
-        <w:t xml:space="preserve">bundle</w:t>
-      </w:r>
-      <w:r>
-        <w:rPr>
-          <w:rFonts w:ascii="Calibri" w:cs="Calibri" w:eastAsia="Calibri" w:hAnsi="Calibri"/>
-          <w:b w:val="false"/>
-          <w:bCs w:val="false"/>
-          <w:sz w:val="22"/>
-          <w:szCs w:val="22"/>
-        </w:rPr>
-        <w:t xml:space="preserve"> checksum — the first of the two you saved in Step 2.</w:t>
-      </w:r>
-    </w:p>
-    <w:p>
-      <w:pPr>
-        <w:spacing w:after="160" w:line="259" w:lineRule="auto"/>
-      </w:pPr>
-      <w:r>
-        <w:rPr>
-          <w:rFonts w:ascii="Calibri" w:cs="Calibri" w:eastAsia="Calibri" w:hAnsi="Calibri"/>
-          <w:b w:val="false"/>
-          <w:bCs w:val="false"/>
-          <w:sz w:val="22"/>
-          <w:szCs w:val="22"/>
-        </w:rPr>
-        <w:t xml:space="preserve">This must be a </w:t>
-      </w:r>
-      <w:r>
-        <w:rPr>
-          <w:rFonts w:ascii="Calibri" w:cs="Calibri" w:eastAsia="Calibri" w:hAnsi="Calibri"/>
-          <w:b/>
-          <w:bCs/>
-          <w:sz w:val="22"/>
-          <w:szCs w:val="22"/>
-        </w:rPr>
-        <w:t xml:space="preserve">separate email</w:t>
-      </w:r>
-      <w:r>
-        <w:rPr>
-          <w:rFonts w:ascii="Calibri" w:cs="Calibri" w:eastAsia="Calibri" w:hAnsi="Calibri"/>
-          <w:b w:val="false"/>
-          <w:bCs w:val="false"/>
-          <w:sz w:val="22"/>
-          <w:szCs w:val="22"/>
-        </w:rPr>
-        <w:t xml:space="preserve">, not a reply in the same thread as the attachment, and never with the bundle attached. Here is why, because clients ask: the checksum proves the file was not altered between you and them. If the file and its fingerprint travel together, anyone who could tamper with one could tamper with both, and the check proves nothing. Two separate messages mean an attacker would have to intercept both. Reading the value over the phone or sending it through the client’s portal is even better, and the template works for those too.</w:t>
-      </w:r>
-    </w:p>
-    <w:p>
-      <w:pPr>
-        <w:spacing w:after="160" w:before="320"/>
-      </w:pPr>
-      <w:r>
-        <w:rPr>
-          <w:rFonts w:ascii="Calibri" w:cs="Calibri" w:eastAsia="Calibri" w:hAnsi="Calibri"/>
-          <w:b/>
-          <w:bCs/>
-          <w:sz w:val="26"/>
-          <w:szCs w:val="26"/>
-        </w:rPr>
-        <w:t xml:space="preserve">Step 5 — The client reviews, and you field questions</w:t>
-      </w:r>
-    </w:p>
-    <w:p>
-      <w:pPr>
-        <w:spacing w:after="160" w:line="259" w:lineRule="auto"/>
-      </w:pPr>
-      <w:r>
-        <w:rPr>
-          <w:rFonts w:ascii="Calibri" w:cs="Calibri" w:eastAsia="Calibri" w:hAnsi="Calibri"/>
-          <w:b w:val="false"/>
-          <w:bCs w:val="false"/>
-          <w:sz w:val="22"/>
-          <w:szCs w:val="22"/>
-        </w:rPr>
-        <w:t xml:space="preserve">Give the client’s technical team time with the script. Most questions they ask are already answered, in writing, in the </w:t>
-      </w:r>
-      <w:r>
-        <w:rPr>
-          <w:rFonts w:ascii="Consolas" w:cs="Consolas" w:eastAsia="Consolas" w:hAnsi="Consolas"/>
-          <w:b w:val="false"/>
-          <w:bCs w:val="false"/>
-          <w:sz w:val="20"/>
-          <w:szCs w:val="20"/>
-        </w:rPr>
-        <w:t xml:space="preserve">CLIENT-INSTRUCTIONS.md</w:t>
-      </w:r>
-      <w:r>
-        <w:rPr>
-          <w:rFonts w:ascii="Calibri" w:cs="Calibri" w:eastAsia="Calibri" w:hAnsi="Calibri"/>
-          <w:b w:val="false"/>
-          <w:bCs w:val="false"/>
-          <w:sz w:val="22"/>
-          <w:szCs w:val="22"/>
-        </w:rPr>
-        <w:t xml:space="preserve"> inside the bundle — it covers what the script does to their server (nothing — it is read-only), how to independently verify that, how to trial it without root privileges, and the fact that it can be stopped mid-run at any time. If a question sounds technical, the honest and correct answer is: “That’s covered in the instruction page inside the bundle — and if anything there doesn’t satisfy your team, tell us which part.”</w:t>
-      </w:r>
-    </w:p>
-    <w:p>
-      <w:pPr>
-        <w:spacing w:after="160" w:line="259" w:lineRule="auto"/>
-      </w:pPr>
-      <w:r>
-        <w:rPr>
-          <w:rFonts w:ascii="Calibri" w:cs="Calibri" w:eastAsia="Calibri" w:hAnsi="Calibri"/>
-          <w:b w:val="false"/>
-          <w:bCs w:val="false"/>
-          <w:sz w:val="22"/>
-          <w:szCs w:val="22"/>
-        </w:rPr>
-        <w:t xml:space="preserve">Two situations to handle specifically:</w:t>
+        <w:t xml:space="preserve">Template 1</w:t>
+      </w:r>
+      <w:r>
+        <w:rPr>
+          <w:rFonts w:ascii="Calibri" w:cs="Calibri" w:eastAsia="Calibri" w:hAnsi="Calibri"/>
+          <w:b w:val="false"/>
+          <w:bCs w:val="false"/>
+          <w:sz w:val="22"/>
+          <w:szCs w:val="22"/>
+        </w:rPr>
+        <w:t xml:space="preserve">. It is ready to send — fill in the square brackets, and attach:</w:t>
       </w:r>
     </w:p>
     <w:p>
@@ -1481,17 +1251,37 @@
           <w:sz w:val="22"/>
           <w:szCs w:val="22"/>
         </w:rPr>
-        <w:t xml:space="preserve">“We’re not comfortable with section X.” </w:t>
-      </w:r>
-      <w:r>
-        <w:rPr>
-          <w:rFonts w:ascii="Calibri" w:cs="Calibri" w:eastAsia="Calibri" w:hAnsi="Calibri"/>
-          <w:b w:val="false"/>
-          <w:bCs w:val="false"/>
-          <w:sz w:val="22"/>
-          <w:szCs w:val="22"/>
-        </w:rPr>
-        <w:t xml:space="preserve">Do not negotiate this yourself and do not tell them to edit the script. Bring it to the tool owner — the script is modular, and the practice would rather formally scope a section out and document why than have a client run something under protest.</w:t>
+        <w:t xml:space="preserve">The bundle</w:t>
+      </w:r>
+      <w:r>
+        <w:rPr>
+          <w:rFonts w:ascii="Calibri" w:cs="Calibri" w:eastAsia="Calibri" w:hAnsi="Calibri"/>
+          <w:b w:val="false"/>
+          <w:bCs w:val="false"/>
+          <w:sz w:val="22"/>
+          <w:szCs w:val="22"/>
+        </w:rPr>
+        <w:t xml:space="preserve"> you just built (</w:t>
+      </w:r>
+      <w:r>
+        <w:rPr>
+          <w:rFonts w:ascii="Consolas" w:cs="Consolas" w:eastAsia="Consolas" w:hAnsi="Consolas"/>
+          <w:b w:val="false"/>
+          <w:bCs w:val="false"/>
+          <w:sz w:val="20"/>
+          <w:szCs w:val="20"/>
+        </w:rPr>
+        <w:t xml:space="preserve">dist/sox-itgc-collector-v1.0.tar.gz</w:t>
+      </w:r>
+      <w:r>
+        <w:rPr>
+          <w:rFonts w:ascii="Calibri" w:cs="Calibri" w:eastAsia="Calibri" w:hAnsi="Calibri"/>
+          <w:b w:val="false"/>
+          <w:bCs w:val="false"/>
+          <w:sz w:val="22"/>
+          <w:szCs w:val="22"/>
+        </w:rPr>
+        <w:t xml:space="preserve">)</w:t>
       </w:r>
     </w:p>
     <w:p>
@@ -1500,6 +1290,291 @@
         <w:numPr>
           <w:ilvl w:val="0"/>
           <w:numId w:val="5"/>
+        </w:numPr>
+        <w:spacing w:after="100" w:line="259" w:lineRule="auto"/>
+      </w:pPr>
+      <w:r>
+        <w:rPr>
+          <w:rFonts w:ascii="Calibri" w:cs="Calibri" w:eastAsia="Calibri" w:hAnsi="Calibri"/>
+          <w:b/>
+          <w:bCs/>
+          <w:sz w:val="22"/>
+          <w:szCs w:val="22"/>
+        </w:rPr>
+        <w:t xml:space="preserve">The sample evidence package</w:t>
+      </w:r>
+      <w:r>
+        <w:rPr>
+          <w:rFonts w:ascii="Calibri" w:cs="Calibri" w:eastAsia="Calibri" w:hAnsi="Calibri"/>
+          <w:b w:val="false"/>
+          <w:bCs w:val="false"/>
+          <w:sz w:val="22"/>
+          <w:szCs w:val="22"/>
+        </w:rPr>
+        <w:t xml:space="preserve"> — a real output from a lab system, so the client can see exactly what would come back from their own servers. The practice keeps a current one; ask the tool owner if you do not have it.</w:t>
+      </w:r>
+    </w:p>
+    <w:p>
+      <w:pPr>
+        <w:spacing w:after="160" w:line="259" w:lineRule="auto"/>
+      </w:pPr>
+      <w:r>
+        <w:rPr>
+          <w:rFonts w:ascii="Calibri" w:cs="Calibri" w:eastAsia="Calibri" w:hAnsi="Calibri"/>
+          <w:b w:val="false"/>
+          <w:bCs w:val="false"/>
+          <w:sz w:val="22"/>
+          <w:szCs w:val="22"/>
+        </w:rPr>
+        <w:t xml:space="preserve">Send it to your client contact, asking them to route it to whoever administers the in-scope server(s).</w:t>
+      </w:r>
+    </w:p>
+    <w:p>
+      <w:pPr>
+        <w:spacing w:after="160" w:line="259" w:lineRule="auto"/>
+      </w:pPr>
+      <w:r>
+        <w:rPr>
+          <w:rFonts w:ascii="Calibri" w:cs="Calibri" w:eastAsia="Calibri" w:hAnsi="Calibri"/>
+          <w:b/>
+          <w:bCs/>
+          <w:sz w:val="22"/>
+          <w:szCs w:val="22"/>
+        </w:rPr>
+        <w:t xml:space="preserve">Do not put the checksum in this email. </w:t>
+      </w:r>
+      <w:r>
+        <w:rPr>
+          <w:rFonts w:ascii="Calibri" w:cs="Calibri" w:eastAsia="Calibri" w:hAnsi="Calibri"/>
+          <w:b w:val="false"/>
+          <w:bCs w:val="false"/>
+          <w:sz w:val="22"/>
+          <w:szCs w:val="22"/>
+        </w:rPr>
+        <w:t xml:space="preserve">That is the whole point of the next step.</w:t>
+      </w:r>
+    </w:p>
+    <w:p>
+      <w:pPr>
+        <w:spacing w:after="160" w:line="259" w:lineRule="auto"/>
+      </w:pPr>
+      <w:r>
+        <w:rPr>
+          <w:rFonts w:ascii="Calibri" w:cs="Calibri" w:eastAsia="Calibri" w:hAnsi="Calibri"/>
+          <w:b w:val="false"/>
+          <w:bCs w:val="false"/>
+          <w:sz w:val="22"/>
+          <w:szCs w:val="22"/>
+        </w:rPr>
+        <w:t xml:space="preserve">Send this well ahead of fieldwork. The email asks the client’s administrators and security team to review the script before anything is scheduled, and that review is what makes the eventual collection smooth — a client who has read the script rarely objects to running it.</w:t>
+      </w:r>
+    </w:p>
+    <w:p>
+      <w:pPr>
+        <w:spacing w:after="160" w:before="320"/>
+      </w:pPr>
+      <w:r>
+        <w:rPr>
+          <w:rFonts w:ascii="Calibri" w:cs="Calibri" w:eastAsia="Calibri" w:hAnsi="Calibri"/>
+          <w:b/>
+          <w:bCs/>
+          <w:sz w:val="26"/>
+          <w:szCs w:val="26"/>
+        </w:rPr>
+        <w:t xml:space="preserve">Step 4 — Send the checksum email (separately)</w:t>
+      </w:r>
+    </w:p>
+    <w:p>
+      <w:pPr>
+        <w:spacing w:after="160" w:line="259" w:lineRule="auto"/>
+      </w:pPr>
+      <w:r>
+        <w:rPr>
+          <w:rFonts w:ascii="Calibri" w:cs="Calibri" w:eastAsia="Calibri" w:hAnsi="Calibri"/>
+          <w:b w:val="false"/>
+          <w:bCs w:val="false"/>
+          <w:sz w:val="22"/>
+          <w:szCs w:val="22"/>
+        </w:rPr>
+        <w:t xml:space="preserve">Use </w:t>
+      </w:r>
+      <w:r>
+        <w:rPr>
+          <w:rFonts w:ascii="Calibri" w:cs="Calibri" w:eastAsia="Calibri" w:hAnsi="Calibri"/>
+          <w:b/>
+          <w:bCs/>
+          <w:sz w:val="22"/>
+          <w:szCs w:val="22"/>
+        </w:rPr>
+        <w:t xml:space="preserve">Template 2</w:t>
+      </w:r>
+      <w:r>
+        <w:rPr>
+          <w:rFonts w:ascii="Calibri" w:cs="Calibri" w:eastAsia="Calibri" w:hAnsi="Calibri"/>
+          <w:b w:val="false"/>
+          <w:bCs w:val="false"/>
+          <w:sz w:val="22"/>
+          <w:szCs w:val="22"/>
+        </w:rPr>
+        <w:t xml:space="preserve"> from the same file. Paste in the </w:t>
+      </w:r>
+      <w:r>
+        <w:rPr>
+          <w:rFonts w:ascii="Calibri" w:cs="Calibri" w:eastAsia="Calibri" w:hAnsi="Calibri"/>
+          <w:b/>
+          <w:bCs/>
+          <w:sz w:val="22"/>
+          <w:szCs w:val="22"/>
+        </w:rPr>
+        <w:t xml:space="preserve">bundle</w:t>
+      </w:r>
+      <w:r>
+        <w:rPr>
+          <w:rFonts w:ascii="Calibri" w:cs="Calibri" w:eastAsia="Calibri" w:hAnsi="Calibri"/>
+          <w:b w:val="false"/>
+          <w:bCs w:val="false"/>
+          <w:sz w:val="22"/>
+          <w:szCs w:val="22"/>
+        </w:rPr>
+        <w:t xml:space="preserve"> checksum — the first of the two you saved in Step 2.</w:t>
+      </w:r>
+    </w:p>
+    <w:p>
+      <w:pPr>
+        <w:spacing w:after="160" w:line="259" w:lineRule="auto"/>
+      </w:pPr>
+      <w:r>
+        <w:rPr>
+          <w:rFonts w:ascii="Calibri" w:cs="Calibri" w:eastAsia="Calibri" w:hAnsi="Calibri"/>
+          <w:b w:val="false"/>
+          <w:bCs w:val="false"/>
+          <w:sz w:val="22"/>
+          <w:szCs w:val="22"/>
+        </w:rPr>
+        <w:t xml:space="preserve">This must be a </w:t>
+      </w:r>
+      <w:r>
+        <w:rPr>
+          <w:rFonts w:ascii="Calibri" w:cs="Calibri" w:eastAsia="Calibri" w:hAnsi="Calibri"/>
+          <w:b/>
+          <w:bCs/>
+          <w:sz w:val="22"/>
+          <w:szCs w:val="22"/>
+        </w:rPr>
+        <w:t xml:space="preserve">separate email</w:t>
+      </w:r>
+      <w:r>
+        <w:rPr>
+          <w:rFonts w:ascii="Calibri" w:cs="Calibri" w:eastAsia="Calibri" w:hAnsi="Calibri"/>
+          <w:b w:val="false"/>
+          <w:bCs w:val="false"/>
+          <w:sz w:val="22"/>
+          <w:szCs w:val="22"/>
+        </w:rPr>
+        <w:t xml:space="preserve">, not a reply in the same thread as the attachment, and never with the bundle attached. Here is why, because clients ask: the checksum proves the file was not altered between you and them. If the file and its fingerprint travel together, anyone who could tamper with one could tamper with both, and the check proves nothing. Two separate messages mean an attacker would have to intercept both. Reading the value over the phone or sending it through the client’s portal is even better, and the template works for those too.</w:t>
+      </w:r>
+    </w:p>
+    <w:p>
+      <w:pPr>
+        <w:spacing w:after="160" w:before="320"/>
+      </w:pPr>
+      <w:r>
+        <w:rPr>
+          <w:rFonts w:ascii="Calibri" w:cs="Calibri" w:eastAsia="Calibri" w:hAnsi="Calibri"/>
+          <w:b/>
+          <w:bCs/>
+          <w:sz w:val="26"/>
+          <w:szCs w:val="26"/>
+        </w:rPr>
+        <w:t xml:space="preserve">Step 5 — The client reviews, and you field questions</w:t>
+      </w:r>
+    </w:p>
+    <w:p>
+      <w:pPr>
+        <w:spacing w:after="160" w:line="259" w:lineRule="auto"/>
+      </w:pPr>
+      <w:r>
+        <w:rPr>
+          <w:rFonts w:ascii="Calibri" w:cs="Calibri" w:eastAsia="Calibri" w:hAnsi="Calibri"/>
+          <w:b w:val="false"/>
+          <w:bCs w:val="false"/>
+          <w:sz w:val="22"/>
+          <w:szCs w:val="22"/>
+        </w:rPr>
+        <w:t xml:space="preserve">Give the client’s technical team time with the script. Most questions they ask are already answered, in writing, in the </w:t>
+      </w:r>
+      <w:r>
+        <w:rPr>
+          <w:rFonts w:ascii="Consolas" w:cs="Consolas" w:eastAsia="Consolas" w:hAnsi="Consolas"/>
+          <w:b w:val="false"/>
+          <w:bCs w:val="false"/>
+          <w:sz w:val="20"/>
+          <w:szCs w:val="20"/>
+        </w:rPr>
+        <w:t xml:space="preserve">CLIENT-INSTRUCTIONS.md</w:t>
+      </w:r>
+      <w:r>
+        <w:rPr>
+          <w:rFonts w:ascii="Calibri" w:cs="Calibri" w:eastAsia="Calibri" w:hAnsi="Calibri"/>
+          <w:b w:val="false"/>
+          <w:bCs w:val="false"/>
+          <w:sz w:val="22"/>
+          <w:szCs w:val="22"/>
+        </w:rPr>
+        <w:t xml:space="preserve"> inside the bundle — it covers what the script does to their server (nothing — it is read-only), how to independently verify that, how to trial it without root privileges, and the fact that it can be stopped mid-run at any time. If a question sounds technical, the honest and correct answer is: “That’s covered in the instruction page inside the bundle — and if anything there doesn’t satisfy your team, tell us which part.”</w:t>
+      </w:r>
+    </w:p>
+    <w:p>
+      <w:pPr>
+        <w:spacing w:after="160" w:line="259" w:lineRule="auto"/>
+      </w:pPr>
+      <w:r>
+        <w:rPr>
+          <w:rFonts w:ascii="Calibri" w:cs="Calibri" w:eastAsia="Calibri" w:hAnsi="Calibri"/>
+          <w:b w:val="false"/>
+          <w:bCs w:val="false"/>
+          <w:sz w:val="22"/>
+          <w:szCs w:val="22"/>
+        </w:rPr>
+        <w:t xml:space="preserve">Two situations to handle specifically:</w:t>
+      </w:r>
+    </w:p>
+    <w:p>
+      <w:pPr>
+        <w:pStyle w:val="ListParagraph"/>
+        <w:numPr>
+          <w:ilvl w:val="0"/>
+          <w:numId w:val="4"/>
+        </w:numPr>
+        <w:spacing w:after="100" w:line="259" w:lineRule="auto"/>
+      </w:pPr>
+      <w:r>
+        <w:rPr>
+          <w:rFonts w:ascii="Calibri" w:cs="Calibri" w:eastAsia="Calibri" w:hAnsi="Calibri"/>
+          <w:b/>
+          <w:bCs/>
+          <w:sz w:val="22"/>
+          <w:szCs w:val="22"/>
+        </w:rPr>
+        <w:t xml:space="preserve">“We’re not comfortable with section X.” </w:t>
+      </w:r>
+      <w:r>
+        <w:rPr>
+          <w:rFonts w:ascii="Calibri" w:cs="Calibri" w:eastAsia="Calibri" w:hAnsi="Calibri"/>
+          <w:b w:val="false"/>
+          <w:bCs w:val="false"/>
+          <w:sz w:val="22"/>
+          <w:szCs w:val="22"/>
+        </w:rPr>
+        <w:t xml:space="preserve">Do not negotiate this yourself and do not tell them to edit the script. Bring it to the tool owner — the script is modular, and the practice would rather formally scope a section out and document why than have a client run something under protest.</w:t>
+      </w:r>
+    </w:p>
+    <w:p>
+      <w:pPr>
+        <w:pStyle w:val="ListParagraph"/>
+        <w:numPr>
+          <w:ilvl w:val="0"/>
+          <w:numId w:val="4"/>
         </w:numPr>
         <w:spacing w:after="100" w:line="259" w:lineRule="auto"/>
       </w:pPr>
@@ -3593,13 +3668,13 @@
     </w:lvlOverride>
   </w:num>
   <w:num w:numId="4">
-    <w:abstractNumId w:val="5"/>
+    <w:abstractNumId w:val="2"/>
     <w:lvlOverride w:ilvl="0">
       <w:startOverride w:val="1"/>
     </w:lvlOverride>
   </w:num>
   <w:num w:numId="5">
-    <w:abstractNumId w:val="2"/>
+    <w:abstractNumId w:val="5"/>
     <w:lvlOverride w:ilvl="0">
       <w:startOverride w:val="1"/>
     </w:lvlOverride>
